--- a/defenjur_py/legal/templates_docx/ACCION_DE_TUTELA_modelo.docx
+++ b/defenjur_py/legal/templates_docx/ACCION_DE_TUTELA_modelo.docx
@@ -105,16 +105,27 @@
       <w:r>
         <w:t> </w:t>
       </w:r>
-      <w:hyperlink r:id="rId8" w:history="1">
-        <w:r>
-          <w:rPr>
-            <w:rStyle w:val="Hipervnculo"/>
-            <w:rFonts w:ascii="Franklin Gothic Medium" w:hAnsi="Franklin Gothic Medium"/>
-            <w:color w:val="EE0000"/>
-          </w:rPr>
-          <w:t>j05fapas@cendoj.ramajudicial.gov.co</w:t>
-        </w:r>
-      </w:hyperlink>
+      <w:r>
+        <w:rPr>
+          <w:rFonts w:ascii="Franklin Gothic Medium" w:hAnsi="Franklin Gothic Medium"/>
+          <w:color w:val="EE0000"/>
+        </w:rPr>
+        <w:t>{{</w:t>
+      </w:r>
+      <w:r>
+        <w:rPr>
+          <w:rFonts w:ascii="Franklin Gothic Medium" w:hAnsi="Franklin Gothic Medium"/>
+          <w:color w:val="EE0000"/>
+        </w:rPr>
+        <w:t>EMAIL_JUZGADO</w:t>
+      </w:r>
+      <w:r>
+        <w:rPr>
+          <w:rFonts w:ascii="Franklin Gothic Medium" w:hAnsi="Franklin Gothic Medium"/>
+          <w:color w:val="EE0000"/>
+        </w:rPr>
+        <w:t>}}</w:t>
+      </w:r>
       <w:r>
         <w:rPr>
           <w:rStyle w:val="Hipervnculo"/>
@@ -274,7 +285,7 @@
           <w:szCs w:val="22"/>
           <w:lang w:val="es-CO"/>
         </w:rPr>
-        <w:t>NUEVA EPS S.A</w:t>
+        <w:t>{{</w:t>
       </w:r>
       <w:r>
         <w:rPr>
@@ -284,7 +295,17 @@
           <w:szCs w:val="22"/>
           <w:lang w:val="es-CO"/>
         </w:rPr>
-        <w:t>.</w:t>
+        <w:t>ACCIONADO</w:t>
+      </w:r>
+      <w:r>
+        <w:rPr>
+          <w:rFonts w:ascii="Franklin Gothic Medium" w:hAnsi="Franklin Gothic Medium"/>
+          <w:color w:val="EE0000"/>
+          <w:sz w:val="22"/>
+          <w:szCs w:val="22"/>
+          <w:lang w:val="es-CO"/>
+        </w:rPr>
+        <w:t>}}</w:t>
       </w:r>
     </w:p>
     <w:p>
@@ -300,8 +321,8 @@
         <w:adjustRightInd/>
         <w:ind w:left="3261" w:hanging="3261"/>
         <w:rPr>
-          <w:rFonts w:ascii="Franklin Gothic Medium" w:hAnsi="Franklin Gothic Medium"/>
-          <w:color w:val="EE0000"/>
+          <w:rFonts w:ascii="Franklin Gothic Medium" w:hAnsi="Franklin Gothic Medium" w:cs="Tahoma"/>
+          <w:noProof w:val="0"/>
           <w:sz w:val="22"/>
           <w:szCs w:val="22"/>
           <w:lang w:val="es-CO"/>
@@ -334,7 +355,7 @@
           <w:szCs w:val="22"/>
           <w:lang w:val="es-CO"/>
         </w:rPr>
-        <w:t>AGENTE INTERVENTOR DE NUEVA EPS S.A., AL MINISTERIO DE SALUD Y PROTECCIÓN SOCIAL, A LA ADMINISTRADORA DE LOS RECURSOS DEL SISTEMA GENERAL DE SEGURIDAD SOCIAL EN SALUD – ADRES Y AL HOSPITAL UNIVERSITARIO DEPARTAMENTAL DE NARIÑO E.S.E</w:t>
+        <w:t>{{</w:t>
       </w:r>
       <w:r>
         <w:rPr>
@@ -344,7 +365,28 @@
           <w:szCs w:val="22"/>
           <w:lang w:val="es-CO"/>
         </w:rPr>
-        <w:t>.</w:t>
+        <w:t>VINCULADO</w:t>
+      </w:r>
+      <w:r>
+        <w:rPr>
+          <w:rFonts w:ascii="Franklin Gothic Medium" w:hAnsi="Franklin Gothic Medium"/>
+          <w:color w:val="EE0000"/>
+          <w:sz w:val="22"/>
+          <w:szCs w:val="22"/>
+          <w:lang w:val="es-CO"/>
+        </w:rPr>
+        <w:t>}}</w:t>
+      </w:r>
+      <w:r>
+        <w:rPr>
+          <w:rFonts w:ascii="Franklin Gothic Medium" w:hAnsi="Franklin Gothic Medium" w:cs="Tahoma"/>
+          <w:b/>
+          <w:bCs/>
+          <w:noProof w:val="0"/>
+          <w:sz w:val="22"/>
+          <w:szCs w:val="22"/>
+        </w:rPr>
+        <w:t xml:space="preserve">                                                                                                                    </w:t>
       </w:r>
     </w:p>
     <w:p>
@@ -359,24 +401,195 @@
         <w:autoSpaceDE/>
         <w:adjustRightInd/>
         <w:rPr>
-          <w:rFonts w:ascii="Franklin Gothic Medium" w:hAnsi="Franklin Gothic Medium" w:cs="Tahoma"/>
+          <w:rFonts w:ascii="Times New Roman" w:hAnsi="Times New Roman"/>
           <w:noProof w:val="0"/>
+          <w:szCs w:val="24"/>
+          <w:lang w:val="es-419" w:eastAsia="es-419"/>
+        </w:rPr>
+      </w:pPr>
+      <w:r>
+        <w:rPr>
+          <w:rFonts w:ascii="Times New Roman" w:hAnsi="Times New Roman"/>
+          <w:noProof w:val="0"/>
+          <w:szCs w:val="24"/>
+          <w:lang w:val="es-419" w:eastAsia="es-419"/>
+        </w:rPr>
+        <w:t xml:space="preserve">NELSON JAVIER ROJAS GOYES, mayor de edad, vecino y residente en ésta ciudad, identificado con cédula de Ciudadanía No. 12.997.401 actuando en calidad de Jefe de la Oficina Juridica  (E) del HOSPITAL UNIVERSITARIO DEPARTAMENTAL DE NARIÑO E.S.E. (HUDN), Resolución No. 0870 del 2 de abril de 2025, entidad de derecho público, descentralizada por servicios, del orden departamental, dotada de los atributos de personería jurídica, patrimonio propio y autonomía administrativa, reconocidos en su acto de creación Ordenanza 067 de 1994 y reorganizada a través de Ordenanza 023 de 2004, en mi condición de Jefe Oficina Juridica, dentro del término legal concedido para el efecto, me dirijo a Usted con el fin de dar respuesta a la acción de tutela de la referencia, interpuesta por </w:t>
+      </w:r>
+      <w:r>
+        <w:rPr>
+          <w:rFonts w:ascii="Times New Roman" w:hAnsi="Times New Roman"/>
+          <w:noProof w:val="0"/>
+          <w:szCs w:val="24"/>
+          <w:lang w:val="es-419" w:eastAsia="es-419"/>
+        </w:rPr>
+        <w:t>el (la) señor (a)</w:t>
+      </w:r>
+      <w:r>
+        <w:rPr>
+          <w:rFonts w:ascii="Times New Roman" w:hAnsi="Times New Roman"/>
+          <w:noProof w:val="0"/>
+          <w:color w:val="EE0000"/>
+          <w:szCs w:val="24"/>
+          <w:lang w:val="es-419" w:eastAsia="es-419"/>
+        </w:rPr>
+        <w:t xml:space="preserve"> {{ACCIONANTE}}., </w:t>
+      </w:r>
+      <w:r>
+        <w:rPr>
+          <w:rFonts w:ascii="Times New Roman" w:hAnsi="Times New Roman"/>
+          <w:noProof w:val="0"/>
+          <w:szCs w:val="24"/>
+          <w:lang w:val="es-419" w:eastAsia="es-419"/>
+        </w:rPr>
+        <w:t xml:space="preserve">mediante agente oficioso </w:t>
+      </w:r>
+      <w:r>
+        <w:rPr>
+          <w:rFonts w:ascii="Times New Roman" w:hAnsi="Times New Roman"/>
+          <w:noProof w:val="0"/>
+          <w:szCs w:val="24"/>
+          <w:lang w:val="es-419" w:eastAsia="es-419"/>
+        </w:rPr>
+        <w:t>el (la) señor (a)</w:t>
+      </w:r>
+      <w:r>
+        <w:rPr>
+          <w:rFonts w:ascii="Times New Roman" w:hAnsi="Times New Roman"/>
+          <w:noProof w:val="0"/>
+          <w:szCs w:val="24"/>
+          <w:lang w:val="es-419" w:eastAsia="es-419"/>
+        </w:rPr>
+        <w:t xml:space="preserve"> MARÍA EUGENIA ROSERO MELO en contra de la NUEVA EPS S.A., y como entidades vinculadas al </w:t>
+      </w:r>
+      <w:r>
+        <w:rPr>
+          <w:rFonts w:ascii="Franklin Gothic Medium" w:hAnsi="Franklin Gothic Medium"/>
+          <w:color w:val="EE0000"/>
           <w:sz w:val="22"/>
           <w:szCs w:val="22"/>
           <w:lang w:val="es-CO"/>
         </w:rPr>
-      </w:pPr>
-      <w:r>
+        <w:t>{{</w:t>
+      </w:r>
+      <w:r>
+        <w:rPr>
+          <w:rFonts w:ascii="Franklin Gothic Medium" w:hAnsi="Franklin Gothic Medium"/>
+          <w:color w:val="EE0000"/>
+          <w:sz w:val="22"/>
+          <w:szCs w:val="22"/>
+          <w:lang w:val="es-CO"/>
+        </w:rPr>
+        <w:t>VINCULADO</w:t>
+      </w:r>
+      <w:r>
+        <w:rPr>
+          <w:rFonts w:ascii="Franklin Gothic Medium" w:hAnsi="Franklin Gothic Medium"/>
+          <w:color w:val="EE0000"/>
+          <w:sz w:val="22"/>
+          <w:szCs w:val="22"/>
+          <w:lang w:val="es-CO"/>
+        </w:rPr>
+        <w:t>}}</w:t>
+      </w:r>
+      <w:r>
+        <w:rPr>
+          <w:rFonts w:ascii="Times New Roman" w:hAnsi="Times New Roman"/>
+          <w:noProof w:val="0"/>
+          <w:szCs w:val="24"/>
+          <w:lang w:val="es-419" w:eastAsia="es-419"/>
+        </w:rPr>
+        <w:t xml:space="preserve">., Para que  se expongan sus pronunciamientos frente a los hechos incoados en el escrito de acción de tutela, ya que el fallo que este despacho emita pueda afectar a las entidades accionadas o vinculadas.        </w:t>
+      </w:r>
+    </w:p>
+    <w:p>
+      <w:pPr>
+        <w:pStyle w:val="Textoindependiente31"/>
+        <w:tabs>
+          <w:tab w:val="left" w:pos="6765"/>
+        </w:tabs>
+        <w:rPr>
+          <w:rFonts w:ascii="Franklin Gothic Medium" w:eastAsiaTheme="minorEastAsia" w:hAnsi="Franklin Gothic Medium" w:cs="Tahoma"/>
+          <w:sz w:val="22"/>
+          <w:szCs w:val="22"/>
+          <w:lang w:val="es-ES_tradnl"/>
+        </w:rPr>
+      </w:pPr>
+    </w:p>
+    <w:p>
+      <w:pPr>
+        <w:pStyle w:val="Prrafodelista"/>
+        <w:numPr>
+          <w:ilvl w:val="0"/>
+          <w:numId w:val="7"/>
+        </w:numPr>
+        <w:spacing w:after="160" w:line="276" w:lineRule="auto"/>
+        <w:jc w:val="center"/>
         <w:rPr>
           <w:rFonts w:ascii="Franklin Gothic Medium" w:hAnsi="Franklin Gothic Medium" w:cs="Tahoma"/>
           <w:b/>
-          <w:bCs/>
-          <w:noProof w:val="0"/>
-          <w:sz w:val="22"/>
-          <w:szCs w:val="22"/>
-        </w:rPr>
-        <w:t xml:space="preserve">                                                                                                                    </w:t>
-      </w:r>
+          <w:sz w:val="22"/>
+          <w:szCs w:val="22"/>
+          <w:lang w:val="es-ES_tradnl" w:eastAsia="es-ES"/>
+        </w:rPr>
+      </w:pPr>
+      <w:bookmarkStart w:id="0" w:name="_Hlk137129399"/>
+      <w:r>
+        <w:rPr>
+          <w:rFonts w:ascii="Franklin Gothic Medium" w:hAnsi="Franklin Gothic Medium" w:cs="Tahoma"/>
+          <w:b/>
+          <w:sz w:val="22"/>
+          <w:szCs w:val="22"/>
+          <w:lang w:val="es-ES_tradnl" w:eastAsia="es-ES"/>
+        </w:rPr>
+        <w:t>PRONUNCIAMIENTO FRENTE A LOS HECHOS</w:t>
+      </w:r>
+      <w:bookmarkEnd w:id="0"/>
+      <w:r>
+        <w:rPr>
+          <w:rFonts w:ascii="Franklin Gothic Medium" w:hAnsi="Franklin Gothic Medium" w:cs="Tahoma"/>
+          <w:b/>
+          <w:sz w:val="22"/>
+          <w:szCs w:val="22"/>
+          <w:lang w:val="es-ES_tradnl" w:eastAsia="es-ES"/>
+        </w:rPr>
+        <w:t>.</w:t>
+      </w:r>
+    </w:p>
+    <w:p>
+      <w:pPr>
+        <w:rPr>
+          <w:rFonts w:ascii="Franklin Gothic Medium" w:eastAsia="Times New Roman" w:hAnsi="Franklin Gothic Medium" w:cs="Tahoma"/>
+          <w:b/>
+          <w:noProof/>
+          <w:sz w:val="22"/>
+          <w:szCs w:val="22"/>
+          <w:lang w:val="es-ES"/>
+        </w:rPr>
+      </w:pPr>
+      <w:r>
+        <w:rPr>
+          <w:rFonts w:ascii="Franklin Gothic Medium" w:eastAsia="Times New Roman" w:hAnsi="Franklin Gothic Medium" w:cs="Tahoma"/>
+          <w:b/>
+          <w:noProof/>
+          <w:sz w:val="22"/>
+          <w:szCs w:val="22"/>
+          <w:lang w:val="es-ES"/>
+        </w:rPr>
+        <w:t>Relacion con la transgresion de derechos fundamentales.-</w:t>
+      </w:r>
+    </w:p>
+    <w:p>
+      <w:pPr>
+        <w:rPr>
+          <w:rFonts w:ascii="Franklin Gothic Medium" w:eastAsia="Times New Roman" w:hAnsi="Franklin Gothic Medium" w:cs="Tahoma"/>
+          <w:b/>
+          <w:noProof/>
+          <w:sz w:val="22"/>
+          <w:szCs w:val="22"/>
+          <w:lang w:val="es-ES"/>
+        </w:rPr>
+      </w:pPr>
     </w:p>
     <w:p>
       <w:pPr>
@@ -390,156 +603,25 @@
         <w:autoSpaceDE/>
         <w:adjustRightInd/>
         <w:rPr>
-          <w:rFonts w:ascii="Times New Roman" w:hAnsi="Times New Roman"/>
+          <w:rFonts w:ascii="Franklin Gothic Medium" w:hAnsi="Franklin Gothic Medium"/>
           <w:noProof w:val="0"/>
-          <w:szCs w:val="24"/>
+          <w:color w:val="EE0000"/>
+          <w:sz w:val="22"/>
+          <w:szCs w:val="22"/>
           <w:lang w:val="es-419" w:eastAsia="es-419"/>
         </w:rPr>
       </w:pPr>
       <w:r>
         <w:rPr>
-          <w:rFonts w:ascii="Times New Roman" w:hAnsi="Times New Roman"/>
+          <w:rFonts w:ascii="Franklin Gothic Medium" w:hAnsi="Franklin Gothic Medium"/>
           <w:noProof w:val="0"/>
-          <w:szCs w:val="24"/>
+          <w:color w:val="EE0000"/>
+          <w:sz w:val="22"/>
+          <w:szCs w:val="22"/>
           <w:lang w:val="es-419" w:eastAsia="es-419"/>
         </w:rPr>
-        <w:t xml:space="preserve">NELSON JAVIER ROJAS GOYES, mayor de edad, vecino y residente en ésta ciudad, identificado con cédula de Ciudadanía No. 12.997.401 actuando en calidad de Jefe de la Oficina Juridica  (E) del HOSPITAL UNIVERSITARIO DEPARTAMENTAL DE NARIÑO E.S.E. (HUDN), Resolución No. 0870 del 2 de abril de 2025, entidad de derecho público, descentralizada por servicios, del orden departamental, dotada de los atributos de personería jurídica, patrimonio propio y autonomía administrativa, reconocidos en su acto de creación Ordenanza 067 de 1994 y reorganizada a través de Ordenanza 023 de 2004, en mi condición de Jefe Oficina Juridica, dentro del término legal concedido para el efecto, me dirijo a Usted con el fin de dar respuesta a la acción de tutela de la referencia, interpuesta por </w:t>
-      </w:r>
-      <w:r>
-        <w:rPr>
-          <w:rFonts w:ascii="Times New Roman" w:hAnsi="Times New Roman"/>
-          <w:noProof w:val="0"/>
-          <w:szCs w:val="24"/>
-          <w:lang w:val="es-419" w:eastAsia="es-419"/>
-        </w:rPr>
-        <w:t>el (la) señor (a)</w:t>
-      </w:r>
-      <w:r>
-        <w:rPr>
-          <w:rFonts w:ascii="Times New Roman" w:hAnsi="Times New Roman"/>
-          <w:noProof w:val="0"/>
-          <w:color w:val="EE0000"/>
-          <w:szCs w:val="24"/>
-          <w:lang w:val="es-419" w:eastAsia="es-419"/>
-        </w:rPr>
-        <w:t xml:space="preserve"> {{ACCIONANTE}}., </w:t>
-      </w:r>
-      <w:r>
-        <w:rPr>
-          <w:rFonts w:ascii="Times New Roman" w:hAnsi="Times New Roman"/>
-          <w:noProof w:val="0"/>
-          <w:szCs w:val="24"/>
-          <w:lang w:val="es-419" w:eastAsia="es-419"/>
-        </w:rPr>
-        <w:t xml:space="preserve">mediante agente oficioso </w:t>
-      </w:r>
-      <w:r>
-        <w:rPr>
-          <w:rFonts w:ascii="Times New Roman" w:hAnsi="Times New Roman"/>
-          <w:noProof w:val="0"/>
-          <w:szCs w:val="24"/>
-          <w:lang w:val="es-419" w:eastAsia="es-419"/>
-        </w:rPr>
-        <w:t>el (la) señor (a)</w:t>
-      </w:r>
-      <w:r>
-        <w:rPr>
-          <w:rFonts w:ascii="Times New Roman" w:hAnsi="Times New Roman"/>
-          <w:noProof w:val="0"/>
-          <w:szCs w:val="24"/>
-          <w:lang w:val="es-419" w:eastAsia="es-419"/>
-        </w:rPr>
-        <w:t xml:space="preserve"> MARÍA EUGENIA ROSERO MELO en contra de la NUEVA EPS S.A., y como entidades vinculadas al AGENTE INTERVENTOR DE NUEVA EPS S.A., AL MINISTERIO DE SALUD Y PROTECCIÓN SOCIAL, A LA ADMINISTRADORA DE LOS RECURSOS DEL SISTEMA GENERAL DE SEGURIDAD SOCIAL EN SALUD – ADRES Y AL HOSPITAL UNIVERSITARIO DEPARTAMENTAL DE NARIÑO E.S.E., Para que  se expongan sus pronunciamientos frente a los hechos incoados en el escrito de acción de tutela, ya que el fallo que este despacho emita pueda afectar a las entidades accionadas o vinculadas.        </w:t>
-      </w:r>
-    </w:p>
-    <w:p>
-      <w:pPr>
-        <w:pStyle w:val="Textoindependiente31"/>
-        <w:tabs>
-          <w:tab w:val="left" w:pos="6765"/>
-        </w:tabs>
-        <w:rPr>
-          <w:rFonts w:ascii="Franklin Gothic Medium" w:eastAsiaTheme="minorEastAsia" w:hAnsi="Franklin Gothic Medium" w:cs="Tahoma"/>
-          <w:sz w:val="22"/>
-          <w:szCs w:val="22"/>
-          <w:lang w:val="es-ES_tradnl"/>
-        </w:rPr>
-      </w:pPr>
-    </w:p>
-    <w:p>
-      <w:pPr>
-        <w:pStyle w:val="Prrafodelista"/>
-        <w:numPr>
-          <w:ilvl w:val="0"/>
-          <w:numId w:val="7"/>
-        </w:numPr>
-        <w:spacing w:after="160" w:line="276" w:lineRule="auto"/>
-        <w:jc w:val="center"/>
-        <w:rPr>
-          <w:rFonts w:ascii="Franklin Gothic Medium" w:hAnsi="Franklin Gothic Medium" w:cs="Tahoma"/>
-          <w:b/>
-          <w:sz w:val="22"/>
-          <w:szCs w:val="22"/>
-          <w:lang w:val="es-ES_tradnl" w:eastAsia="es-ES"/>
-        </w:rPr>
-      </w:pPr>
-      <w:bookmarkStart w:id="0" w:name="_Hlk137129399"/>
-      <w:r>
-        <w:rPr>
-          <w:rFonts w:ascii="Franklin Gothic Medium" w:hAnsi="Franklin Gothic Medium" w:cs="Tahoma"/>
-          <w:b/>
-          <w:sz w:val="22"/>
-          <w:szCs w:val="22"/>
-          <w:lang w:val="es-ES_tradnl" w:eastAsia="es-ES"/>
-        </w:rPr>
-        <w:t>PRONUNCIAMIENTO FRENTE A LOS HECHOS</w:t>
-      </w:r>
-      <w:bookmarkEnd w:id="0"/>
-      <w:r>
-        <w:rPr>
-          <w:rFonts w:ascii="Franklin Gothic Medium" w:hAnsi="Franklin Gothic Medium" w:cs="Tahoma"/>
-          <w:b/>
-          <w:sz w:val="22"/>
-          <w:szCs w:val="22"/>
-          <w:lang w:val="es-ES_tradnl" w:eastAsia="es-ES"/>
-        </w:rPr>
-        <w:t>.</w:t>
-      </w:r>
-    </w:p>
-    <w:p>
-      <w:pPr>
-        <w:rPr>
-          <w:rFonts w:ascii="Franklin Gothic Medium" w:eastAsia="Times New Roman" w:hAnsi="Franklin Gothic Medium" w:cs="Tahoma"/>
-          <w:b/>
-          <w:noProof/>
-          <w:sz w:val="22"/>
-          <w:szCs w:val="22"/>
-          <w:lang w:val="es-ES"/>
-        </w:rPr>
-      </w:pPr>
-      <w:r>
-        <w:rPr>
-          <w:rFonts w:ascii="Franklin Gothic Medium" w:eastAsia="Times New Roman" w:hAnsi="Franklin Gothic Medium" w:cs="Tahoma"/>
-          <w:b/>
-          <w:noProof/>
-          <w:sz w:val="22"/>
-          <w:szCs w:val="22"/>
-          <w:lang w:val="es-ES"/>
-        </w:rPr>
-        <w:t>Relacion con la transgresion de derechos fundamentales.-</w:t>
-      </w:r>
-    </w:p>
-    <w:p>
-      <w:pPr>
-        <w:rPr>
-          <w:rFonts w:ascii="Franklin Gothic Medium" w:eastAsia="Times New Roman" w:hAnsi="Franklin Gothic Medium" w:cs="Tahoma"/>
-          <w:b/>
-          <w:noProof/>
-          <w:sz w:val="22"/>
-          <w:szCs w:val="22"/>
-          <w:lang w:val="es-ES"/>
-        </w:rPr>
-      </w:pPr>
+        <w:t>{{HECHOS}}</w:t>
+      </w:r>
     </w:p>
     <w:p>
       <w:pPr>
@@ -553,38 +635,6 @@
         <w:autoSpaceDE/>
         <w:adjustRightInd/>
         <w:rPr>
-          <w:rFonts w:ascii="Franklin Gothic Medium" w:hAnsi="Franklin Gothic Medium"/>
-          <w:noProof w:val="0"/>
-          <w:color w:val="EE0000"/>
-          <w:sz w:val="22"/>
-          <w:szCs w:val="22"/>
-          <w:lang w:val="es-419" w:eastAsia="es-419"/>
-        </w:rPr>
-      </w:pPr>
-      <w:r>
-        <w:rPr>
-          <w:rFonts w:ascii="Franklin Gothic Medium" w:hAnsi="Franklin Gothic Medium"/>
-          <w:noProof w:val="0"/>
-          <w:color w:val="EE0000"/>
-          <w:sz w:val="22"/>
-          <w:szCs w:val="22"/>
-          <w:lang w:val="es-419" w:eastAsia="es-419"/>
-        </w:rPr>
-        <w:t>{{HECHOS}}</w:t>
-      </w:r>
-    </w:p>
-    <w:p>
-      <w:pPr>
-        <w:pStyle w:val="Textoindependiente31"/>
-        <w:tabs>
-          <w:tab w:val="clear" w:pos="0"/>
-          <w:tab w:val="left" w:pos="708"/>
-        </w:tabs>
-        <w:suppressAutoHyphens w:val="0"/>
-        <w:overflowPunct/>
-        <w:autoSpaceDE/>
-        <w:adjustRightInd/>
-        <w:rPr>
           <w:rFonts w:ascii="Franklin Gothic Medium" w:hAnsi="Franklin Gothic Medium" w:cs="Tahoma"/>
           <w:color w:val="EE0000"/>
           <w:sz w:val="22"/>
@@ -765,7 +815,16 @@
           <w:sz w:val="22"/>
           <w:szCs w:val="22"/>
         </w:rPr>
-        <w:t xml:space="preserve">Con el propósito de determinar la eventual responsabilidad del Hospital Universitario Departamental de Nariño E.S.E. en el caso objeto de la presente acción constitucional, resulta necesario y pertinente señalar que esta institución no ha incurrido en ninguna conducta u omisión que configure una vulneración de los derechos fundamentales invocados por </w:t>
+        <w:t xml:space="preserve">Con el propósito de determinar la eventual responsabilidad del Hospital Universitario Departamental de Nariño E.S.E. en el caso objeto de la presente acción constitucional, resulta necesario y pertinente señalar que esta institución no ha incurrido en ninguna </w:t>
+      </w:r>
+      <w:r>
+        <w:rPr>
+          <w:rFonts w:ascii="Franklin Gothic Medium" w:hAnsi="Franklin Gothic Medium"/>
+          <w:sz w:val="22"/>
+          <w:szCs w:val="22"/>
+        </w:rPr>
+        <w:lastRenderedPageBreak/>
+        <w:t xml:space="preserve">conducta u omisión que configure una vulneración de los derechos fundamentales invocados por </w:t>
       </w:r>
       <w:r>
         <w:rPr>
@@ -790,17 +849,7 @@
           <w:sz w:val="22"/>
           <w:szCs w:val="22"/>
         </w:rPr>
-        <w:t>{{ACCIONANTE}</w:t>
-      </w:r>
-      <w:proofErr w:type="gramStart"/>
-      <w:r>
-        <w:rPr>
-          <w:rFonts w:ascii="Franklin Gothic Medium" w:hAnsi="Franklin Gothic Medium"/>
-          <w:color w:val="EE0000"/>
-          <w:sz w:val="22"/>
-          <w:szCs w:val="22"/>
-        </w:rPr>
-        <w:t xml:space="preserve">} </w:t>
+        <w:t xml:space="preserve">{{ACCIONANTE}} </w:t>
       </w:r>
       <w:r>
         <w:rPr>
@@ -810,7 +859,6 @@
         </w:rPr>
         <w:t>.</w:t>
       </w:r>
-      <w:proofErr w:type="gramEnd"/>
     </w:p>
     <w:p>
       <w:pPr>
@@ -830,7 +878,7 @@
         </w:rPr>
         <w:t xml:space="preserve">En efecto, el Hospital ha cumplido de manera oportuna, continua, pertinente y segura con la prestación de los servicios de salud requeridos por el accionante, en estricto cumplimiento de sus competencias constitucionales y legales. Estas competencias, plenamente públicas y verificables, pueden consultarse en la página institucional: </w:t>
       </w:r>
-      <w:hyperlink r:id="rId9" w:anchor="1529618879751-470afd10-96e5" w:tgtFrame="_new" w:history="1">
+      <w:hyperlink r:id="rId8" w:anchor="1529618879751-470afd10-96e5" w:tgtFrame="_new" w:history="1">
         <w:r>
           <w:rPr>
             <w:rStyle w:val="Hipervnculo"/>
@@ -1078,7 +1126,6 @@
           <w:sz w:val="22"/>
           <w:szCs w:val="22"/>
         </w:rPr>
-        <w:lastRenderedPageBreak/>
         <w:t>“</w:t>
       </w:r>
       <w:r>
@@ -1135,6 +1182,7 @@
           <w:sz w:val="22"/>
           <w:szCs w:val="22"/>
         </w:rPr>
+        <w:lastRenderedPageBreak/>
         <w:t xml:space="preserve">En virtud de lo anterior, </w:t>
       </w:r>
       <w:r>
@@ -1206,34 +1254,15 @@
           <w:sz w:val="22"/>
           <w:szCs w:val="22"/>
         </w:rPr>
-        <w:t>{{ACCIONANTE}</w:t>
-      </w:r>
-      <w:proofErr w:type="gramStart"/>
-      <w:r>
-        <w:rPr>
-          <w:rFonts w:ascii="Franklin Gothic Medium" w:hAnsi="Franklin Gothic Medium"/>
-          <w:color w:val="EE0000"/>
-          <w:sz w:val="22"/>
-          <w:szCs w:val="22"/>
-        </w:rPr>
-        <w:t xml:space="preserve">} </w:t>
-      </w:r>
-      <w:r>
-        <w:rPr>
-          <w:rFonts w:ascii="Franklin Gothic Medium" w:hAnsi="Franklin Gothic Medium"/>
-          <w:sz w:val="22"/>
-          <w:szCs w:val="22"/>
-        </w:rPr>
-        <w:t>.</w:t>
-      </w:r>
-      <w:proofErr w:type="gramEnd"/>
-      <w:r>
-        <w:rPr>
-          <w:rFonts w:ascii="Franklin Gothic Medium" w:hAnsi="Franklin Gothic Medium"/>
-          <w:sz w:val="22"/>
-          <w:szCs w:val="22"/>
-        </w:rPr>
-        <w:t xml:space="preserve"> Dicho informe se transcribe a continuación de la siguiente manera.</w:t>
+        <w:t xml:space="preserve">{{ACCIONANTE}} </w:t>
+      </w:r>
+      <w:r>
+        <w:rPr>
+          <w:rFonts w:ascii="Franklin Gothic Medium" w:hAnsi="Franklin Gothic Medium"/>
+          <w:sz w:val="22"/>
+          <w:szCs w:val="22"/>
+        </w:rPr>
+        <w:t>. Dicho informe se transcribe a continuación de la siguiente manera.</w:t>
       </w:r>
     </w:p>
     <w:p>
@@ -1297,29 +1326,7 @@
           <w:sz w:val="22"/>
           <w:szCs w:val="22"/>
         </w:rPr>
-        <w:t xml:space="preserve">femenina de 85 años, portadora de marcapasos bicameral y remplazo valvular aórtico mecánico, hospitalizada en contexto de evento cerebrovascular isquémico en ventana terapéutica, manejado oportunamente con trombólisis, evoluciona con respuesta neurológica favorable. se encuentra en proceso de trámite de su remisión a nivel más alto de complejidad para valoración por cirugía cardiovascular por disfunción y estenosis severa de prótesis valvular aortica, el día de hoy se solicita por parte de medicina interna tiempos de coagulación para realizar ajuste de anticoagulante se </w:t>
-      </w:r>
-      <w:proofErr w:type="gramStart"/>
-      <w:r>
-        <w:rPr>
-          <w:rFonts w:ascii="Franklin Gothic Medium" w:hAnsi="Franklin Gothic Medium"/>
-          <w:i/>
-          <w:color w:val="EE0000"/>
-          <w:sz w:val="22"/>
-          <w:szCs w:val="22"/>
-        </w:rPr>
-        <w:t>continua manejo establecido</w:t>
-      </w:r>
-      <w:proofErr w:type="gramEnd"/>
-      <w:r>
-        <w:rPr>
-          <w:rFonts w:ascii="Franklin Gothic Medium" w:hAnsi="Franklin Gothic Medium"/>
-          <w:i/>
-          <w:color w:val="EE0000"/>
-          <w:sz w:val="22"/>
-          <w:szCs w:val="22"/>
-        </w:rPr>
-        <w:t xml:space="preserve"> por especialidades tratantes. </w:t>
+        <w:t xml:space="preserve">femenina de 85 años, portadora de marcapasos bicameral y remplazo valvular aórtico mecánico, hospitalizada en contexto de evento cerebrovascular isquémico en ventana terapéutica, manejado oportunamente con trombólisis, evoluciona con respuesta neurológica favorable. se encuentra en proceso de trámite de su remisión a nivel más alto de complejidad para valoración por cirugía cardiovascular por disfunción y estenosis severa de prótesis valvular aortica, el día de hoy se solicita por parte de medicina interna tiempos de coagulación para realizar ajuste de anticoagulante se continua manejo establecido por especialidades tratantes. </w:t>
       </w:r>
     </w:p>
     <w:p>
@@ -1599,7 +1606,6 @@
           <w:sz w:val="22"/>
           <w:szCs w:val="22"/>
         </w:rPr>
-        <w:lastRenderedPageBreak/>
         <w:t>En virtud de lo anterior, y conforme a lo dispuesto en la normatividad vigente del Sistema General de Seguridad Social en Salud, en especial los principios de integralidad, continuidad y oportunidad en la prestación de los servicios de salud, así como lo establecido en la Ley 1751 de 2015, es responsabilidad de la Entidad Promotora de Salud (EPS) garantizar el acceso efectivo a los servicios requeridos por el paciente.</w:t>
       </w:r>
       <w:r>
@@ -1729,6 +1735,7 @@
           <w:sz w:val="22"/>
           <w:szCs w:val="22"/>
         </w:rPr>
+        <w:lastRenderedPageBreak/>
         <w:t>Por lo anterior, esta institución ha cumplido con la atención integral dentro de su capacidad resolutiva y reitera la necesidad de que la EPS adopte las medidas pertinentes para garantizar la prestación del servicio requerido en otra IPS de su red</w:t>
       </w:r>
       <w:r>
@@ -2156,8 +2163,61 @@
           <w:szCs w:val="22"/>
           <w:lang w:val="es-419"/>
         </w:rPr>
-        <w:t xml:space="preserve">De conformidad con el artículo 179 de la Ley 100 de 1993, corresponde a las Entidades Administradoras de Planes de Beneficios (EAPB) —en este caso, la EPS a la que se encuentra </w:t>
-      </w:r>
+        <w:t>De conformidad con el artículo 179 de la Ley 100 de 1993, corresponde a las Entidades Administradoras de Planes de Beneficios (EAPB) —en este caso, la EPS a la que se encuentra afiliado el accionante— garantizar de manera integral la atención en salud, lo cual incluye no solo la autorización y provisión de servicios médicos, sino también el análisis y eventual cobertura de gastos logísticos y complementarios, conforme al principio de integralidad del sistema de salud.</w:t>
+      </w:r>
+    </w:p>
+    <w:p>
+      <w:pPr>
+        <w:jc w:val="both"/>
+        <w:rPr>
+          <w:rFonts w:ascii="Franklin Gothic Medium" w:hAnsi="Franklin Gothic Medium" w:cs="Tahoma"/>
+          <w:sz w:val="22"/>
+          <w:szCs w:val="22"/>
+          <w:lang w:val="es-419"/>
+        </w:rPr>
+      </w:pPr>
+    </w:p>
+    <w:p>
+      <w:pPr>
+        <w:jc w:val="both"/>
+        <w:rPr>
+          <w:rFonts w:ascii="Franklin Gothic Medium" w:hAnsi="Franklin Gothic Medium" w:cs="Tahoma"/>
+          <w:sz w:val="22"/>
+          <w:szCs w:val="22"/>
+          <w:lang w:val="es-419"/>
+        </w:rPr>
+      </w:pPr>
+      <w:r>
+        <w:rPr>
+          <w:rFonts w:ascii="Franklin Gothic Medium" w:hAnsi="Franklin Gothic Medium" w:cs="Tahoma"/>
+          <w:sz w:val="22"/>
+          <w:szCs w:val="22"/>
+          <w:lang w:val="es-419"/>
+        </w:rPr>
+        <w:t>En ese sentido, no resulta jurídicamente válido endilgarle responsabilidad al Hospital por hechos que corresponden a la esfera de acción de la EPS, razón por la cual se configura una falta de legitimación por pasiva, entendida como la ausencia de vínculo entre el sujeto demandado y la supuesta vulneración de derechos fundamentales que motiva la acción de tutela.</w:t>
+      </w:r>
+    </w:p>
+    <w:p>
+      <w:pPr>
+        <w:jc w:val="both"/>
+        <w:rPr>
+          <w:rFonts w:ascii="Franklin Gothic Medium" w:hAnsi="Franklin Gothic Medium" w:cs="Tahoma"/>
+          <w:sz w:val="22"/>
+          <w:szCs w:val="22"/>
+          <w:lang w:val="es-419"/>
+        </w:rPr>
+      </w:pPr>
+    </w:p>
+    <w:p>
+      <w:pPr>
+        <w:jc w:val="both"/>
+        <w:rPr>
+          <w:rFonts w:ascii="Franklin Gothic Medium" w:hAnsi="Franklin Gothic Medium" w:cs="Tahoma"/>
+          <w:sz w:val="22"/>
+          <w:szCs w:val="22"/>
+          <w:lang w:val="es-419"/>
+        </w:rPr>
+      </w:pPr>
       <w:r>
         <w:rPr>
           <w:rFonts w:ascii="Franklin Gothic Medium" w:hAnsi="Franklin Gothic Medium" w:cs="Tahoma"/>
@@ -2166,68 +2226,6 @@
           <w:lang w:val="es-419"/>
         </w:rPr>
         <w:lastRenderedPageBreak/>
-        <w:t>afiliado el accionante— garantizar de manera integral la atención en salud, lo cual incluye no solo la autorización y provisión de servicios médicos, sino también el análisis y eventual cobertura de gastos logísticos y complementarios, conforme al principio de integralidad del sistema de salud.</w:t>
-      </w:r>
-    </w:p>
-    <w:p>
-      <w:pPr>
-        <w:jc w:val="both"/>
-        <w:rPr>
-          <w:rFonts w:ascii="Franklin Gothic Medium" w:hAnsi="Franklin Gothic Medium" w:cs="Tahoma"/>
-          <w:sz w:val="22"/>
-          <w:szCs w:val="22"/>
-          <w:lang w:val="es-419"/>
-        </w:rPr>
-      </w:pPr>
-    </w:p>
-    <w:p>
-      <w:pPr>
-        <w:jc w:val="both"/>
-        <w:rPr>
-          <w:rFonts w:ascii="Franklin Gothic Medium" w:hAnsi="Franklin Gothic Medium" w:cs="Tahoma"/>
-          <w:sz w:val="22"/>
-          <w:szCs w:val="22"/>
-          <w:lang w:val="es-419"/>
-        </w:rPr>
-      </w:pPr>
-      <w:r>
-        <w:rPr>
-          <w:rFonts w:ascii="Franklin Gothic Medium" w:hAnsi="Franklin Gothic Medium" w:cs="Tahoma"/>
-          <w:sz w:val="22"/>
-          <w:szCs w:val="22"/>
-          <w:lang w:val="es-419"/>
-        </w:rPr>
-        <w:t>En ese sentido, no resulta jurídicamente válido endilgarle responsabilidad al Hospital por hechos que corresponden a la esfera de acción de la EPS, razón por la cual se configura una falta de legitimación por pasiva, entendida como la ausencia de vínculo entre el sujeto demandado y la supuesta vulneración de derechos fundamentales que motiva la acción de tutela.</w:t>
-      </w:r>
-    </w:p>
-    <w:p>
-      <w:pPr>
-        <w:jc w:val="both"/>
-        <w:rPr>
-          <w:rFonts w:ascii="Franklin Gothic Medium" w:hAnsi="Franklin Gothic Medium" w:cs="Tahoma"/>
-          <w:sz w:val="22"/>
-          <w:szCs w:val="22"/>
-          <w:lang w:val="es-419"/>
-        </w:rPr>
-      </w:pPr>
-    </w:p>
-    <w:p>
-      <w:pPr>
-        <w:jc w:val="both"/>
-        <w:rPr>
-          <w:rFonts w:ascii="Franklin Gothic Medium" w:hAnsi="Franklin Gothic Medium" w:cs="Tahoma"/>
-          <w:sz w:val="22"/>
-          <w:szCs w:val="22"/>
-          <w:lang w:val="es-419"/>
-        </w:rPr>
-      </w:pPr>
-      <w:r>
-        <w:rPr>
-          <w:rFonts w:ascii="Franklin Gothic Medium" w:hAnsi="Franklin Gothic Medium" w:cs="Tahoma"/>
-          <w:sz w:val="22"/>
-          <w:szCs w:val="22"/>
-          <w:lang w:val="es-419"/>
-        </w:rPr>
         <w:t>Este criterio ha sido sostenido por la Corte Constitucional en la sentencia T-416 de 1997, en la cual se indicó:</w:t>
       </w:r>
     </w:p>
@@ -2437,15 +2435,7 @@
         <w:t>el (la) señor (a)</w:t>
       </w:r>
       <w:r>
-        <w:t xml:space="preserve"> {{ACCIONANTE}</w:t>
-      </w:r>
-      <w:proofErr w:type="gramStart"/>
-      <w:r>
-        <w:t>} ,</w:t>
-      </w:r>
-      <w:proofErr w:type="gramEnd"/>
-      <w:r>
-        <w:t xml:space="preserve"> toda vez que el Hospital Universitario Departamental de Nariño E.S.E. ha dado respuesta oportuna a la solicitud planteada por el accionante, programando la consulta y el procedimiento correspondiente dentro de los términos establecidos. </w:t>
+        <w:t xml:space="preserve"> {{ACCIONANTE}} , toda vez que el Hospital Universitario Departamental de Nariño E.S.E. ha dado respuesta oportuna a la solicitud planteada por el accionante, programando la consulta y el procedimiento correspondiente dentro de los términos establecidos. </w:t>
       </w:r>
     </w:p>
     <w:p>
@@ -2747,10 +2737,9 @@
           <w:sz w:val="22"/>
           <w:szCs w:val="22"/>
         </w:rPr>
-        <w:lastRenderedPageBreak/>
         <w:t xml:space="preserve">El suscrito podrá ser notificado, en instalaciones del HOSPITAL UNIVERSITARIO DEPARTAMENTAL DE NARIÑO E.S.E., ubicado en la Calle 22 No. 7-93, Parque Bolívar de la ciudad de Pasto (Nariño). Igualmente, en los teléfonos:   7333410 - 7333400 extensión 190, o al correo electrónico:  </w:t>
       </w:r>
-      <w:hyperlink r:id="rId10" w:history="1">
+      <w:hyperlink r:id="rId9" w:history="1">
         <w:r>
           <w:rPr>
             <w:rStyle w:val="Hipervnculo"/>
@@ -2852,6 +2841,7 @@
           <w:sz w:val="22"/>
           <w:szCs w:val="22"/>
         </w:rPr>
+        <w:lastRenderedPageBreak/>
         <w:t xml:space="preserve">Jefe Oficina </w:t>
       </w:r>
       <w:r>
@@ -2972,7 +2962,7 @@
       </w:r>
     </w:p>
     <w:sectPr>
-      <w:headerReference w:type="default" r:id="rId11"/>
+      <w:headerReference w:type="default" r:id="rId10"/>
       <w:pgSz w:w="12240" w:h="15840" w:code="1"/>
       <w:pgMar w:top="1440" w:right="1800" w:bottom="1440" w:left="1800" w:header="720" w:footer="720" w:gutter="0"/>
       <w:cols w:space="720"/>
